--- a/5_sem/mozi/lab1/Бакланов_мози_лаб1.docx
+++ b/5_sem/mozi/lab1/Бакланов_мози_лаб1.docx
@@ -4,6 +4,888 @@
   <w:body>
     <w:p>
       <w:pPr>
+        <w:spacing w:after="0" w:line="25" w:lineRule="atLeast"/>
+        <w:jc w:val="center"/>
+        <w:rPr>
+          <w:rFonts w:ascii="Times New Roman" w:hAnsi="Times New Roman" w:cs="Times New Roman"/>
+          <w:sz w:val="24"/>
+          <w:szCs w:val="24"/>
+        </w:rPr>
+      </w:pPr>
+      <w:r>
+        <w:rPr>
+          <w:rFonts w:ascii="Times New Roman" w:hAnsi="Times New Roman" w:cs="Times New Roman"/>
+          <w:sz w:val="24"/>
+          <w:szCs w:val="24"/>
+        </w:rPr>
+        <w:t xml:space="preserve">Министерство </w:t>
+      </w:r>
+      <w:r>
+        <w:rPr>
+          <w:rFonts w:ascii="Times New Roman" w:hAnsi="Times New Roman" w:cs="Times New Roman"/>
+          <w:sz w:val="24"/>
+          <w:szCs w:val="24"/>
+        </w:rPr>
+        <w:t xml:space="preserve">науки и высшего образования </w:t>
+      </w:r>
+      <w:r>
+        <w:rPr>
+          <w:rFonts w:ascii="Times New Roman" w:hAnsi="Times New Roman" w:cs="Times New Roman"/>
+          <w:sz w:val="24"/>
+          <w:szCs w:val="24"/>
+        </w:rPr>
+        <w:t>РФ</w:t>
+      </w:r>
+    </w:p>
+    <w:p>
+      <w:pPr>
+        <w:spacing w:after="0" w:line="25" w:lineRule="atLeast"/>
+        <w:jc w:val="center"/>
+        <w:rPr>
+          <w:rFonts w:ascii="Times New Roman" w:hAnsi="Times New Roman" w:cs="Times New Roman"/>
+          <w:sz w:val="24"/>
+          <w:szCs w:val="24"/>
+        </w:rPr>
+      </w:pPr>
+      <w:r>
+        <w:rPr>
+          <w:rFonts w:ascii="Times New Roman" w:hAnsi="Times New Roman" w:cs="Times New Roman"/>
+          <w:sz w:val="24"/>
+          <w:szCs w:val="24"/>
+        </w:rPr>
+        <w:t xml:space="preserve">федеральное государственное </w:t>
+      </w:r>
+      <w:r>
+        <w:rPr>
+          <w:rFonts w:ascii="Times New Roman" w:hAnsi="Times New Roman" w:cs="Times New Roman"/>
+          <w:sz w:val="24"/>
+          <w:szCs w:val="24"/>
+        </w:rPr>
+        <w:t>автономное</w:t>
+      </w:r>
+      <w:r>
+        <w:rPr>
+          <w:rFonts w:ascii="Times New Roman" w:hAnsi="Times New Roman" w:cs="Times New Roman"/>
+          <w:sz w:val="24"/>
+          <w:szCs w:val="24"/>
+        </w:rPr>
+        <w:br/>
+      </w:r>
+      <w:r>
+        <w:rPr>
+          <w:rFonts w:ascii="Times New Roman" w:hAnsi="Times New Roman" w:cs="Times New Roman"/>
+          <w:sz w:val="24"/>
+          <w:szCs w:val="24"/>
+        </w:rPr>
+        <w:t>образовательное учреждение высшего образования</w:t>
+      </w:r>
+    </w:p>
+    <w:p>
+      <w:pPr>
+        <w:spacing w:after="0" w:line="25" w:lineRule="atLeast"/>
+        <w:jc w:val="center"/>
+        <w:rPr>
+          <w:rFonts w:ascii="Times New Roman" w:hAnsi="Times New Roman" w:cs="Times New Roman"/>
+          <w:sz w:val="24"/>
+          <w:szCs w:val="24"/>
+        </w:rPr>
+      </w:pPr>
+      <w:r>
+        <w:rPr>
+          <w:rFonts w:ascii="Times New Roman" w:hAnsi="Times New Roman" w:cs="Times New Roman"/>
+          <w:sz w:val="24"/>
+          <w:szCs w:val="24"/>
+        </w:rPr>
+        <w:t>«Омский государственный технический университет»</w:t>
+      </w:r>
+    </w:p>
+    <w:p>
+      <w:pPr>
+        <w:rPr>
+          <w:rFonts w:ascii="Times New Roman" w:hAnsi="Times New Roman" w:cs="Times New Roman"/>
+          <w:sz w:val="24"/>
+          <w:szCs w:val="24"/>
+        </w:rPr>
+      </w:pPr>
+    </w:p>
+    <w:p>
+      <w:pPr>
+        <w:jc w:val="center"/>
+        <w:rPr>
+          <w:rFonts w:ascii="Times New Roman" w:hAnsi="Times New Roman" w:cs="Times New Roman"/>
+          <w:sz w:val="24"/>
+          <w:szCs w:val="24"/>
+        </w:rPr>
+      </w:pPr>
+    </w:p>
+    <w:p>
+      <w:pPr>
+        <w:jc w:val="center"/>
+        <w:rPr>
+          <w:rFonts w:ascii="Times New Roman" w:hAnsi="Times New Roman" w:cs="Times New Roman"/>
+          <w:sz w:val="28"/>
+          <w:szCs w:val="28"/>
+        </w:rPr>
+      </w:pPr>
+      <w:r>
+        <w:rPr>
+          <w:rFonts w:ascii="Times New Roman" w:hAnsi="Times New Roman" w:cs="Times New Roman"/>
+          <w:sz w:val="28"/>
+          <w:szCs w:val="28"/>
+        </w:rPr>
+        <w:t>Факультет информационных технологий и компьютерных систем</w:t>
+      </w:r>
+    </w:p>
+    <w:p>
+      <w:pPr>
+        <w:jc w:val="center"/>
+        <w:rPr>
+          <w:rFonts w:ascii="Times New Roman" w:hAnsi="Times New Roman" w:cs="Times New Roman"/>
+          <w:sz w:val="28"/>
+          <w:szCs w:val="28"/>
+        </w:rPr>
+      </w:pPr>
+      <w:r>
+        <w:rPr>
+          <w:rFonts w:ascii="Times New Roman" w:hAnsi="Times New Roman" w:cs="Times New Roman"/>
+          <w:sz w:val="28"/>
+          <w:szCs w:val="28"/>
+        </w:rPr>
+        <w:t>Кафедра «Прикладная математика и фундаментальная информатика»</w:t>
+      </w:r>
+    </w:p>
+    <w:p>
+      <w:pPr>
+        <w:rPr>
+          <w:rFonts w:ascii="Times New Roman" w:hAnsi="Times New Roman" w:cs="Times New Roman"/>
+          <w:sz w:val="28"/>
+          <w:szCs w:val="28"/>
+        </w:rPr>
+      </w:pPr>
+    </w:p>
+    <w:p>
+      <w:pPr>
+        <w:rPr>
+          <w:rFonts w:ascii="Times New Roman" w:hAnsi="Times New Roman" w:cs="Times New Roman"/>
+          <w:sz w:val="28"/>
+          <w:szCs w:val="28"/>
+        </w:rPr>
+      </w:pPr>
+    </w:p>
+    <w:tbl>
+      <w:tblPr>
+        <w:tblW w:w="9445" w:type="dxa"/>
+        <w:tblInd w:w="250" w:type="dxa"/>
+        <w:tblBorders>
+          <w:insideH w:val="nil"/>
+          <w:insideV w:val="nil"/>
+        </w:tblBorders>
+        <w:tblLayout w:type="fixed"/>
+        <w:tblLook w:val="0400" w:firstRow="0" w:lastRow="0" w:firstColumn="0" w:lastColumn="0" w:noHBand="0" w:noVBand="1"/>
+      </w:tblPr>
+      <w:tblGrid>
+        <w:gridCol w:w="9445"/>
+      </w:tblGrid>
+      <w:tr>
+        <w:tc>
+          <w:tcPr>
+            <w:tcW w:w="9445" w:type="dxa"/>
+            <w:tcBorders>
+              <w:top w:val="nil"/>
+              <w:left w:val="nil"/>
+              <w:bottom w:val="nil"/>
+              <w:right w:val="nil"/>
+            </w:tcBorders>
+            <w:hideMark/>
+          </w:tcPr>
+          <w:p>
+            <w:pPr>
+              <w:jc w:val="center"/>
+              <w:rPr>
+                <w:rFonts w:ascii="Times New Roman" w:hAnsi="Times New Roman" w:cs="Times New Roman"/>
+                <w:sz w:val="28"/>
+                <w:szCs w:val="28"/>
+                <w:lang w:val="en-US"/>
+              </w:rPr>
+            </w:pPr>
+            <w:r>
+              <w:rPr>
+                <w:rFonts w:ascii="Times New Roman" w:hAnsi="Times New Roman" w:cs="Times New Roman"/>
+                <w:b/>
+                <w:sz w:val="28"/>
+                <w:szCs w:val="28"/>
+              </w:rPr>
+              <w:t>Лабораторная работа №1</w:t>
+            </w:r>
+          </w:p>
+        </w:tc>
+      </w:tr>
+      <w:tr>
+        <w:tc>
+          <w:tcPr>
+            <w:tcW w:w="9445" w:type="dxa"/>
+            <w:tcBorders>
+              <w:top w:val="nil"/>
+              <w:left w:val="nil"/>
+              <w:bottom w:val="nil"/>
+              <w:right w:val="nil"/>
+            </w:tcBorders>
+          </w:tcPr>
+          <w:p>
+            <w:pPr>
+              <w:jc w:val="center"/>
+              <w:rPr>
+                <w:rFonts w:ascii="Times New Roman" w:hAnsi="Times New Roman" w:cs="Times New Roman"/>
+                <w:b/>
+                <w:sz w:val="28"/>
+                <w:szCs w:val="28"/>
+              </w:rPr>
+            </w:pPr>
+            <w:r>
+              <w:rPr>
+                <w:rFonts w:ascii="Times New Roman" w:hAnsi="Times New Roman" w:cs="Times New Roman"/>
+                <w:sz w:val="28"/>
+                <w:szCs w:val="28"/>
+              </w:rPr>
+              <w:t>по дисциплине</w:t>
+            </w:r>
+            <w:r>
+              <w:rPr>
+                <w:rFonts w:ascii="Times New Roman" w:hAnsi="Times New Roman" w:cs="Times New Roman"/>
+                <w:sz w:val="28"/>
+                <w:szCs w:val="28"/>
+              </w:rPr>
+              <w:t xml:space="preserve"> </w:t>
+            </w:r>
+            <w:r>
+              <w:rPr>
+                <w:rFonts w:ascii="Times New Roman" w:hAnsi="Times New Roman" w:cs="Times New Roman"/>
+                <w:b/>
+                <w:sz w:val="28"/>
+                <w:szCs w:val="28"/>
+              </w:rPr>
+              <w:t>Математические основы защиты информации</w:t>
+            </w:r>
+          </w:p>
+          <w:p>
+            <w:pPr>
+              <w:spacing w:after="0" w:line="360" w:lineRule="auto"/>
+              <w:jc w:val="center"/>
+              <w:rPr>
+                <w:rFonts w:ascii="Times New Roman" w:hAnsi="Times New Roman" w:cs="Times New Roman"/>
+                <w:b/>
+                <w:bCs/>
+                <w:sz w:val="24"/>
+                <w:szCs w:val="24"/>
+              </w:rPr>
+            </w:pPr>
+            <w:r>
+              <w:rPr>
+                <w:rFonts w:ascii="Times New Roman" w:hAnsi="Times New Roman" w:cs="Times New Roman"/>
+                <w:b/>
+                <w:sz w:val="28"/>
+                <w:szCs w:val="28"/>
+              </w:rPr>
+              <w:t xml:space="preserve">Тема: </w:t>
+            </w:r>
+            <w:r>
+              <w:rPr>
+                <w:rFonts w:ascii="Times New Roman" w:hAnsi="Times New Roman" w:cs="Times New Roman"/>
+                <w:b/>
+                <w:bCs/>
+                <w:sz w:val="24"/>
+                <w:szCs w:val="24"/>
+              </w:rPr>
+              <w:t>Шифр Цезаря</w:t>
+            </w:r>
+          </w:p>
+        </w:tc>
+      </w:tr>
+    </w:tbl>
+    <w:p>
+      <w:pPr>
+        <w:rPr>
+          <w:rFonts w:ascii="Times New Roman" w:hAnsi="Times New Roman" w:cs="Times New Roman"/>
+          <w:sz w:val="28"/>
+          <w:szCs w:val="28"/>
+        </w:rPr>
+      </w:pPr>
+    </w:p>
+    <w:p>
+      <w:pPr>
+        <w:rPr>
+          <w:rFonts w:ascii="Times New Roman" w:hAnsi="Times New Roman" w:cs="Times New Roman"/>
+          <w:sz w:val="28"/>
+          <w:szCs w:val="28"/>
+        </w:rPr>
+      </w:pPr>
+    </w:p>
+    <w:p>
+      <w:pPr>
+        <w:rPr>
+          <w:rFonts w:ascii="Times New Roman" w:hAnsi="Times New Roman" w:cs="Times New Roman"/>
+          <w:sz w:val="28"/>
+          <w:szCs w:val="28"/>
+        </w:rPr>
+      </w:pPr>
+    </w:p>
+    <w:tbl>
+      <w:tblPr>
+        <w:tblW w:w="9360" w:type="dxa"/>
+        <w:tblInd w:w="2410" w:type="dxa"/>
+        <w:tblLayout w:type="fixed"/>
+        <w:tblLook w:val="04A0" w:firstRow="1" w:lastRow="0" w:firstColumn="1" w:lastColumn="0" w:noHBand="0" w:noVBand="1"/>
+      </w:tblPr>
+      <w:tblGrid>
+        <w:gridCol w:w="2127"/>
+        <w:gridCol w:w="2268"/>
+        <w:gridCol w:w="1125"/>
+        <w:gridCol w:w="3840"/>
+      </w:tblGrid>
+      <w:tr>
+        <w:trPr>
+          <w:trHeight w:val="280"/>
+        </w:trPr>
+        <w:tc>
+          <w:tcPr>
+            <w:tcW w:w="2127" w:type="dxa"/>
+            <w:hideMark/>
+          </w:tcPr>
+          <w:p>
+            <w:pPr>
+              <w:rPr>
+                <w:rFonts w:ascii="Times New Roman" w:hAnsi="Times New Roman" w:cs="Times New Roman"/>
+                <w:sz w:val="28"/>
+                <w:szCs w:val="28"/>
+              </w:rPr>
+            </w:pPr>
+            <w:r>
+              <w:rPr>
+                <w:rFonts w:ascii="Times New Roman" w:hAnsi="Times New Roman" w:cs="Times New Roman"/>
+                <w:sz w:val="28"/>
+                <w:szCs w:val="28"/>
+              </w:rPr>
+              <w:t>Студента</w:t>
+            </w:r>
+          </w:p>
+        </w:tc>
+        <w:tc>
+          <w:tcPr>
+            <w:tcW w:w="7233" w:type="dxa"/>
+            <w:gridSpan w:val="3"/>
+            <w:hideMark/>
+          </w:tcPr>
+          <w:p>
+            <w:pPr>
+              <w:rPr>
+                <w:rFonts w:ascii="Times New Roman" w:hAnsi="Times New Roman" w:cs="Times New Roman"/>
+                <w:sz w:val="28"/>
+                <w:szCs w:val="28"/>
+              </w:rPr>
+            </w:pPr>
+            <w:r>
+              <w:rPr>
+                <w:rFonts w:ascii="Times New Roman" w:hAnsi="Times New Roman" w:cs="Times New Roman"/>
+                <w:sz w:val="28"/>
+                <w:szCs w:val="28"/>
+              </w:rPr>
+              <w:t>Бакланова Даниила Леонидовича</w:t>
+            </w:r>
+          </w:p>
+        </w:tc>
+      </w:tr>
+      <w:tr>
+        <w:trPr>
+          <w:trHeight w:val="420"/>
+        </w:trPr>
+        <w:tc>
+          <w:tcPr>
+            <w:tcW w:w="2127" w:type="dxa"/>
+            <w:vAlign w:val="bottom"/>
+            <w:hideMark/>
+          </w:tcPr>
+          <w:p>
+            <w:pPr>
+              <w:rPr>
+                <w:rFonts w:ascii="Times New Roman" w:hAnsi="Times New Roman" w:cs="Times New Roman"/>
+                <w:sz w:val="28"/>
+                <w:szCs w:val="28"/>
+              </w:rPr>
+            </w:pPr>
+            <w:r>
+              <w:rPr>
+                <w:rFonts w:ascii="Times New Roman" w:hAnsi="Times New Roman" w:cs="Times New Roman"/>
+                <w:sz w:val="28"/>
+                <w:szCs w:val="28"/>
+              </w:rPr>
+              <w:t>Курс</w:t>
+            </w:r>
+          </w:p>
+        </w:tc>
+        <w:tc>
+          <w:tcPr>
+            <w:tcW w:w="2268" w:type="dxa"/>
+            <w:vAlign w:val="bottom"/>
+            <w:hideMark/>
+          </w:tcPr>
+          <w:p>
+            <w:pPr>
+              <w:rPr>
+                <w:rFonts w:ascii="Times New Roman" w:hAnsi="Times New Roman" w:cs="Times New Roman"/>
+                <w:sz w:val="28"/>
+                <w:szCs w:val="28"/>
+              </w:rPr>
+            </w:pPr>
+            <w:r>
+              <w:rPr>
+                <w:rFonts w:ascii="Times New Roman" w:hAnsi="Times New Roman" w:cs="Times New Roman"/>
+                <w:sz w:val="28"/>
+                <w:szCs w:val="28"/>
+                <w:u w:val="single"/>
+              </w:rPr>
+              <w:t>3</w:t>
+            </w:r>
+          </w:p>
+        </w:tc>
+        <w:tc>
+          <w:tcPr>
+            <w:tcW w:w="1125" w:type="dxa"/>
+            <w:vAlign w:val="bottom"/>
+            <w:hideMark/>
+          </w:tcPr>
+          <w:p>
+            <w:pPr>
+              <w:rPr>
+                <w:rFonts w:ascii="Times New Roman" w:hAnsi="Times New Roman" w:cs="Times New Roman"/>
+                <w:sz w:val="28"/>
+                <w:szCs w:val="28"/>
+              </w:rPr>
+            </w:pPr>
+            <w:r>
+              <w:rPr>
+                <w:rFonts w:ascii="Times New Roman" w:hAnsi="Times New Roman" w:cs="Times New Roman"/>
+                <w:sz w:val="28"/>
+                <w:szCs w:val="28"/>
+              </w:rPr>
+              <w:t>Группа</w:t>
+            </w:r>
+          </w:p>
+        </w:tc>
+        <w:tc>
+          <w:tcPr>
+            <w:tcW w:w="3840" w:type="dxa"/>
+            <w:vAlign w:val="bottom"/>
+            <w:hideMark/>
+          </w:tcPr>
+          <w:p>
+            <w:pPr>
+              <w:rPr>
+                <w:rFonts w:ascii="Times New Roman" w:hAnsi="Times New Roman" w:cs="Times New Roman"/>
+                <w:sz w:val="28"/>
+                <w:szCs w:val="28"/>
+              </w:rPr>
+            </w:pPr>
+            <w:r>
+              <w:rPr>
+                <w:rFonts w:ascii="Times New Roman" w:hAnsi="Times New Roman" w:cs="Times New Roman"/>
+                <w:sz w:val="28"/>
+                <w:szCs w:val="28"/>
+                <w:u w:val="single"/>
+              </w:rPr>
+              <w:t>МО-241</w:t>
+            </w:r>
+          </w:p>
+        </w:tc>
+      </w:tr>
+      <w:tr>
+        <w:trPr>
+          <w:trHeight w:val="580"/>
+        </w:trPr>
+        <w:tc>
+          <w:tcPr>
+            <w:tcW w:w="2127" w:type="dxa"/>
+            <w:hideMark/>
+          </w:tcPr>
+          <w:p>
+            <w:pPr>
+              <w:rPr>
+                <w:rFonts w:ascii="Times New Roman" w:hAnsi="Times New Roman" w:cs="Times New Roman"/>
+                <w:sz w:val="28"/>
+                <w:szCs w:val="28"/>
+              </w:rPr>
+            </w:pPr>
+            <w:r>
+              <w:rPr>
+                <w:rFonts w:ascii="Times New Roman" w:hAnsi="Times New Roman" w:cs="Times New Roman"/>
+                <w:sz w:val="28"/>
+                <w:szCs w:val="28"/>
+              </w:rPr>
+              <w:t>Направление</w:t>
+            </w:r>
+          </w:p>
+        </w:tc>
+        <w:tc>
+          <w:tcPr>
+            <w:tcW w:w="7233" w:type="dxa"/>
+            <w:gridSpan w:val="3"/>
+            <w:hideMark/>
+          </w:tcPr>
+          <w:p>
+            <w:pPr>
+              <w:rPr>
+                <w:rFonts w:ascii="Times New Roman" w:hAnsi="Times New Roman" w:cs="Times New Roman"/>
+                <w:sz w:val="28"/>
+                <w:szCs w:val="28"/>
+              </w:rPr>
+            </w:pPr>
+            <w:r>
+              <w:rPr>
+                <w:rFonts w:ascii="Times New Roman" w:hAnsi="Times New Roman" w:cs="Times New Roman"/>
+                <w:sz w:val="28"/>
+                <w:szCs w:val="28"/>
+                <w:u w:val="single"/>
+                <w:lang w:bidi="ru-RU"/>
+              </w:rPr>
+              <w:t>02.0</w:t>
+            </w:r>
+            <w:r>
+              <w:rPr>
+                <w:rFonts w:ascii="Times New Roman" w:hAnsi="Times New Roman" w:cs="Times New Roman"/>
+                <w:sz w:val="28"/>
+                <w:szCs w:val="28"/>
+                <w:u w:val="single"/>
+                <w:lang w:bidi="ru-RU"/>
+              </w:rPr>
+              <w:t>3</w:t>
+            </w:r>
+            <w:r>
+              <w:rPr>
+                <w:rFonts w:ascii="Times New Roman" w:hAnsi="Times New Roman" w:cs="Times New Roman"/>
+                <w:sz w:val="28"/>
+                <w:szCs w:val="28"/>
+                <w:u w:val="single"/>
+                <w:lang w:bidi="ru-RU"/>
+              </w:rPr>
+              <w:t>.02 Фундаментальная информатика и информационные технологии</w:t>
+            </w:r>
+          </w:p>
+        </w:tc>
+      </w:tr>
+      <w:tr>
+        <w:trPr>
+          <w:trHeight w:val="340"/>
+        </w:trPr>
+        <w:tc>
+          <w:tcPr>
+            <w:tcW w:w="2127" w:type="dxa"/>
+            <w:hideMark/>
+          </w:tcPr>
+          <w:p>
+            <w:pPr>
+              <w:rPr>
+                <w:rFonts w:ascii="Times New Roman" w:hAnsi="Times New Roman" w:cs="Times New Roman"/>
+                <w:sz w:val="28"/>
+                <w:szCs w:val="28"/>
+              </w:rPr>
+            </w:pPr>
+            <w:r>
+              <w:rPr>
+                <w:rFonts w:ascii="Times New Roman" w:hAnsi="Times New Roman" w:cs="Times New Roman"/>
+                <w:sz w:val="28"/>
+                <w:szCs w:val="28"/>
+              </w:rPr>
+              <w:t>Руководитель</w:t>
+            </w:r>
+          </w:p>
+        </w:tc>
+        <w:tc>
+          <w:tcPr>
+            <w:tcW w:w="7233" w:type="dxa"/>
+            <w:gridSpan w:val="3"/>
+            <w:hideMark/>
+          </w:tcPr>
+          <w:p>
+            <w:pPr>
+              <w:rPr>
+                <w:rFonts w:ascii="Times New Roman" w:hAnsi="Times New Roman" w:cs="Times New Roman"/>
+                <w:sz w:val="28"/>
+                <w:szCs w:val="28"/>
+              </w:rPr>
+            </w:pPr>
+            <w:r>
+              <w:rPr>
+                <w:rFonts w:ascii="Times New Roman" w:hAnsi="Times New Roman" w:cs="Times New Roman"/>
+                <w:sz w:val="28"/>
+              </w:rPr>
+              <w:t xml:space="preserve">доц., канд. </w:t>
+            </w:r>
+            <w:proofErr w:type="spellStart"/>
+            <w:r>
+              <w:rPr>
+                <w:rFonts w:ascii="Times New Roman" w:hAnsi="Times New Roman" w:cs="Times New Roman"/>
+                <w:sz w:val="28"/>
+              </w:rPr>
+              <w:t>пед</w:t>
+            </w:r>
+            <w:proofErr w:type="spellEnd"/>
+            <w:r>
+              <w:rPr>
+                <w:rFonts w:ascii="Times New Roman" w:hAnsi="Times New Roman" w:cs="Times New Roman"/>
+                <w:sz w:val="28"/>
+              </w:rPr>
+              <w:t>. наук, доцент</w:t>
+            </w:r>
+          </w:p>
+        </w:tc>
+      </w:tr>
+      <w:tr>
+        <w:trPr>
+          <w:trHeight w:val="180"/>
+        </w:trPr>
+        <w:tc>
+          <w:tcPr>
+            <w:tcW w:w="2127" w:type="dxa"/>
+          </w:tcPr>
+          <w:p>
+            <w:pPr>
+              <w:rPr>
+                <w:rFonts w:ascii="Times New Roman" w:hAnsi="Times New Roman" w:cs="Times New Roman"/>
+                <w:sz w:val="28"/>
+                <w:szCs w:val="28"/>
+              </w:rPr>
+            </w:pPr>
+          </w:p>
+        </w:tc>
+        <w:tc>
+          <w:tcPr>
+            <w:tcW w:w="7233" w:type="dxa"/>
+            <w:gridSpan w:val="3"/>
+            <w:vAlign w:val="bottom"/>
+            <w:hideMark/>
+          </w:tcPr>
+          <w:p>
+            <w:pPr>
+              <w:rPr>
+                <w:rFonts w:ascii="Times New Roman" w:hAnsi="Times New Roman" w:cs="Times New Roman"/>
+                <w:sz w:val="28"/>
+                <w:szCs w:val="28"/>
+              </w:rPr>
+            </w:pPr>
+            <w:r>
+              <w:rPr>
+                <w:rFonts w:ascii="Times New Roman" w:hAnsi="Times New Roman" w:cs="Times New Roman"/>
+                <w:sz w:val="28"/>
+                <w:szCs w:val="28"/>
+                <w:u w:val="single"/>
+              </w:rPr>
+              <w:t>Белим С.Ю.</w:t>
+            </w:r>
+          </w:p>
+        </w:tc>
+      </w:tr>
+      <w:tr>
+        <w:trPr>
+          <w:trHeight w:val="340"/>
+        </w:trPr>
+        <w:tc>
+          <w:tcPr>
+            <w:tcW w:w="2127" w:type="dxa"/>
+            <w:hideMark/>
+          </w:tcPr>
+          <w:p>
+            <w:pPr>
+              <w:rPr>
+                <w:rFonts w:ascii="Times New Roman" w:hAnsi="Times New Roman" w:cs="Times New Roman"/>
+                <w:sz w:val="28"/>
+                <w:szCs w:val="28"/>
+              </w:rPr>
+            </w:pPr>
+            <w:r>
+              <w:rPr>
+                <w:rFonts w:ascii="Times New Roman" w:hAnsi="Times New Roman" w:cs="Times New Roman"/>
+                <w:sz w:val="28"/>
+                <w:szCs w:val="28"/>
+              </w:rPr>
+              <w:t>Выполнил</w:t>
+            </w:r>
+          </w:p>
+        </w:tc>
+        <w:tc>
+          <w:tcPr>
+            <w:tcW w:w="7233" w:type="dxa"/>
+            <w:gridSpan w:val="3"/>
+            <w:tcBorders>
+              <w:left w:val="nil"/>
+              <w:right w:val="nil"/>
+            </w:tcBorders>
+            <w:hideMark/>
+          </w:tcPr>
+          <w:p>
+            <w:pPr>
+              <w:rPr>
+                <w:rFonts w:ascii="Times New Roman" w:hAnsi="Times New Roman" w:cs="Times New Roman"/>
+                <w:sz w:val="28"/>
+                <w:szCs w:val="28"/>
+                <w:u w:val="single"/>
+              </w:rPr>
+            </w:pPr>
+            <w:r>
+              <w:rPr>
+                <w:rFonts w:ascii="Times New Roman" w:hAnsi="Times New Roman" w:cs="Times New Roman"/>
+                <w:sz w:val="28"/>
+                <w:szCs w:val="28"/>
+              </w:rPr>
+              <w:t>17</w:t>
+            </w:r>
+            <w:r>
+              <w:rPr>
+                <w:rFonts w:ascii="Times New Roman" w:hAnsi="Times New Roman" w:cs="Times New Roman"/>
+                <w:sz w:val="28"/>
+                <w:szCs w:val="28"/>
+              </w:rPr>
+              <w:t>.09.2026</w:t>
+            </w:r>
+          </w:p>
+        </w:tc>
+      </w:tr>
+      <w:tr>
+        <w:trPr>
+          <w:trHeight w:val="240"/>
+        </w:trPr>
+        <w:tc>
+          <w:tcPr>
+            <w:tcW w:w="2127" w:type="dxa"/>
+          </w:tcPr>
+          <w:p>
+            <w:pPr>
+              <w:rPr>
+                <w:rFonts w:ascii="Times New Roman" w:hAnsi="Times New Roman" w:cs="Times New Roman"/>
+                <w:sz w:val="28"/>
+                <w:szCs w:val="28"/>
+              </w:rPr>
+            </w:pPr>
+            <w:r>
+              <w:rPr>
+                <w:rFonts w:ascii="Times New Roman" w:hAnsi="Times New Roman" w:cs="Times New Roman"/>
+                <w:sz w:val="28"/>
+                <w:szCs w:val="28"/>
+              </w:rPr>
+              <w:t>Проверил</w:t>
+            </w:r>
+          </w:p>
+        </w:tc>
+        <w:tc>
+          <w:tcPr>
+            <w:tcW w:w="7233" w:type="dxa"/>
+            <w:gridSpan w:val="3"/>
+            <w:tcBorders>
+              <w:left w:val="nil"/>
+              <w:right w:val="nil"/>
+            </w:tcBorders>
+            <w:hideMark/>
+          </w:tcPr>
+          <w:p>
+            <w:pPr>
+              <w:rPr>
+                <w:rFonts w:ascii="Times New Roman" w:hAnsi="Times New Roman" w:cs="Times New Roman"/>
+                <w:sz w:val="28"/>
+                <w:szCs w:val="28"/>
+              </w:rPr>
+            </w:pPr>
+            <w:r>
+              <w:rPr>
+                <w:rFonts w:ascii="Times New Roman" w:hAnsi="Times New Roman" w:cs="Times New Roman"/>
+                <w:sz w:val="28"/>
+                <w:szCs w:val="28"/>
+              </w:rPr>
+              <w:t>17.09.2026</w:t>
+            </w:r>
+          </w:p>
+        </w:tc>
+      </w:tr>
+    </w:tbl>
+    <w:p>
+      <w:pPr>
+        <w:rPr>
+          <w:rFonts w:ascii="Times New Roman" w:hAnsi="Times New Roman" w:cs="Times New Roman"/>
+          <w:sz w:val="28"/>
+          <w:szCs w:val="28"/>
+        </w:rPr>
+      </w:pPr>
+    </w:p>
+    <w:p>
+      <w:pPr>
+        <w:rPr>
+          <w:rFonts w:ascii="Times New Roman" w:hAnsi="Times New Roman" w:cs="Times New Roman"/>
+          <w:sz w:val="28"/>
+          <w:szCs w:val="28"/>
+        </w:rPr>
+      </w:pPr>
+    </w:p>
+    <w:p>
+      <w:pPr>
+        <w:rPr>
+          <w:rFonts w:ascii="Times New Roman" w:hAnsi="Times New Roman" w:cs="Times New Roman"/>
+          <w:sz w:val="28"/>
+          <w:szCs w:val="28"/>
+        </w:rPr>
+      </w:pPr>
+    </w:p>
+    <w:p>
+      <w:pPr>
+        <w:rPr>
+          <w:rFonts w:ascii="Times New Roman" w:hAnsi="Times New Roman" w:cs="Times New Roman"/>
+          <w:sz w:val="28"/>
+          <w:szCs w:val="28"/>
+        </w:rPr>
+      </w:pPr>
+    </w:p>
+    <w:p>
+      <w:pPr>
+        <w:rPr>
+          <w:rFonts w:ascii="Times New Roman" w:hAnsi="Times New Roman" w:cs="Times New Roman"/>
+          <w:sz w:val="28"/>
+          <w:szCs w:val="28"/>
+        </w:rPr>
+      </w:pPr>
+    </w:p>
+    <w:p>
+      <w:pPr>
+        <w:rPr>
+          <w:rFonts w:ascii="Times New Roman" w:hAnsi="Times New Roman" w:cs="Times New Roman"/>
+          <w:sz w:val="28"/>
+          <w:szCs w:val="28"/>
+        </w:rPr>
+      </w:pPr>
+    </w:p>
+    <w:p>
+      <w:pPr>
+        <w:jc w:val="center"/>
+        <w:rPr>
+          <w:rFonts w:ascii="Times New Roman" w:hAnsi="Times New Roman" w:cs="Times New Roman"/>
+          <w:sz w:val="24"/>
+          <w:szCs w:val="24"/>
+        </w:rPr>
+      </w:pPr>
+      <w:r>
+        <w:rPr>
+          <w:rFonts w:ascii="Times New Roman" w:hAnsi="Times New Roman" w:cs="Times New Roman"/>
+          <w:sz w:val="24"/>
+          <w:szCs w:val="24"/>
+        </w:rPr>
+        <w:t>Омск 202</w:t>
+      </w:r>
+      <w:r>
+        <w:rPr>
+          <w:rFonts w:ascii="Times New Roman" w:hAnsi="Times New Roman" w:cs="Times New Roman"/>
+          <w:sz w:val="24"/>
+          <w:szCs w:val="24"/>
+        </w:rPr>
+        <w:t>5</w:t>
+      </w:r>
+    </w:p>
+    <w:p>
+      <w:pPr>
         <w:spacing w:after="0" w:line="360" w:lineRule="auto"/>
         <w:jc w:val="center"/>
         <w:rPr>
@@ -14,6 +896,7 @@
           <w:szCs w:val="24"/>
         </w:rPr>
       </w:pPr>
+      <w:bookmarkStart w:id="0" w:name="_GoBack"/>
       <w:r>
         <w:rPr>
           <w:rFonts w:ascii="Times New Roman" w:hAnsi="Times New Roman" w:cs="Times New Roman"/>
@@ -22,6 +905,7 @@
           <w:sz w:val="24"/>
           <w:szCs w:val="24"/>
         </w:rPr>
+        <w:lastRenderedPageBreak/>
         <w:t>Лабораторная работа № 1</w:t>
       </w:r>
     </w:p>
@@ -277,28 +1161,12 @@
                 <w:szCs w:val="24"/>
                 <w:lang w:val="en-US"/>
               </w:rPr>
-              <w:t>xx</w:t>
-            </w:r>
-            <w:r>
-              <w:rPr>
-                <w:rFonts w:ascii="Times New Roman" w:hAnsi="Times New Roman" w:cs="Times New Roman"/>
-                <w:sz w:val="24"/>
-                <w:szCs w:val="24"/>
-              </w:rPr>
-              <w:t>.</w:t>
-            </w:r>
-            <w:r>
-              <w:rPr>
-                <w:rFonts w:ascii="Times New Roman" w:hAnsi="Times New Roman" w:cs="Times New Roman"/>
-                <w:sz w:val="24"/>
-                <w:szCs w:val="24"/>
-                <w:lang w:val="en-US"/>
-              </w:rPr>
-              <w:t>xx</w:t>
+              <w:t xml:space="preserve"> 17.09.2026</w:t>
             </w:r>
           </w:p>
         </w:tc>
       </w:tr>
+      <w:bookmarkEnd w:id="0"/>
     </w:tbl>
     <w:p>
       <w:pPr>
@@ -310,8 +1178,6 @@
           <w:lang w:val="en-US"/>
         </w:rPr>
       </w:pPr>
-      <w:bookmarkStart w:id="0" w:name="_GoBack"/>
-      <w:bookmarkEnd w:id="0"/>
     </w:p>
     <w:p>
       <w:pPr>
@@ -339,6 +1205,7 @@
     <w:p>
       <w:pPr>
         <w:spacing w:after="0" w:line="360" w:lineRule="auto"/>
+        <w:ind w:firstLine="708"/>
         <w:jc w:val="both"/>
         <w:rPr>
           <w:rFonts w:ascii="Times New Roman" w:hAnsi="Times New Roman" w:cs="Times New Roman"/>
@@ -599,6 +1466,7 @@
     <w:p>
       <w:pPr>
         <w:spacing w:after="0" w:line="360" w:lineRule="auto"/>
+        <w:ind w:firstLine="708"/>
         <w:jc w:val="both"/>
         <w:rPr>
           <w:rFonts w:ascii="Times New Roman" w:hAnsi="Times New Roman" w:cs="Times New Roman"/>
@@ -1303,7 +2171,6 @@
         </w:rPr>
         <w:t>([</w:t>
       </w:r>
-      <w:proofErr w:type="spellStart"/>
       <w:r>
         <w:rPr>
           <w:rFonts w:ascii="Consolas" w:eastAsia="Times New Roman" w:hAnsi="Consolas" w:cs="Times New Roman"/>
@@ -1316,7 +2183,6 @@
         </w:rPr>
         <w:t>chr</w:t>
       </w:r>
-      <w:proofErr w:type="spellEnd"/>
       <w:r>
         <w:rPr>
           <w:rFonts w:ascii="Consolas" w:eastAsia="Times New Roman" w:hAnsi="Consolas" w:cs="Times New Roman"/>
@@ -1329,7 +2195,6 @@
         </w:rPr>
         <w:t>(</w:t>
       </w:r>
-      <w:proofErr w:type="spellStart"/>
       <w:r>
         <w:rPr>
           <w:rFonts w:ascii="Consolas" w:eastAsia="Times New Roman" w:hAnsi="Consolas" w:cs="Times New Roman"/>
@@ -1342,7 +2207,6 @@
         </w:rPr>
         <w:t>i</w:t>
       </w:r>
-      <w:proofErr w:type="spellEnd"/>
       <w:r>
         <w:rPr>
           <w:rFonts w:ascii="Consolas" w:eastAsia="Times New Roman" w:hAnsi="Consolas" w:cs="Times New Roman"/>
@@ -1379,7 +2243,6 @@
         </w:rPr>
         <w:t xml:space="preserve"> </w:t>
       </w:r>
-      <w:proofErr w:type="spellStart"/>
       <w:r>
         <w:rPr>
           <w:rFonts w:ascii="Consolas" w:eastAsia="Times New Roman" w:hAnsi="Consolas" w:cs="Times New Roman"/>
@@ -1392,7 +2255,6 @@
         </w:rPr>
         <w:t>i</w:t>
       </w:r>
-      <w:proofErr w:type="spellEnd"/>
       <w:r>
         <w:rPr>
           <w:rFonts w:ascii="Consolas" w:eastAsia="Times New Roman" w:hAnsi="Consolas" w:cs="Times New Roman"/>
@@ -3512,7 +4374,6 @@
           <w14:ligatures w14:val="none"/>
         </w:rPr>
       </w:pPr>
-      <w:proofErr w:type="spellStart"/>
       <w:proofErr w:type="gramStart"/>
       <w:r>
         <w:rPr>
@@ -3526,7 +4387,6 @@
         </w:rPr>
         <w:t>print</w:t>
       </w:r>
-      <w:proofErr w:type="spellEnd"/>
       <w:r>
         <w:rPr>
           <w:rFonts w:ascii="Consolas" w:eastAsia="Times New Roman" w:hAnsi="Consolas" w:cs="Times New Roman"/>
@@ -3579,7 +4439,6 @@
           <w14:ligatures w14:val="none"/>
         </w:rPr>
       </w:pPr>
-      <w:proofErr w:type="spellStart"/>
       <w:proofErr w:type="gramStart"/>
       <w:r>
         <w:rPr>
@@ -3593,7 +4452,6 @@
         </w:rPr>
         <w:t>print</w:t>
       </w:r>
-      <w:proofErr w:type="spellEnd"/>
       <w:r>
         <w:rPr>
           <w:rFonts w:ascii="Consolas" w:eastAsia="Times New Roman" w:hAnsi="Consolas" w:cs="Times New Roman"/>
@@ -3617,33 +4475,7 @@
           <w:lang w:eastAsia="ru-RU"/>
           <w14:ligatures w14:val="none"/>
         </w:rPr>
-        <w:t xml:space="preserve">"2 - </w:t>
-      </w:r>
-      <w:proofErr w:type="spellStart"/>
-      <w:r>
-        <w:rPr>
-          <w:rFonts w:ascii="Consolas" w:eastAsia="Times New Roman" w:hAnsi="Consolas" w:cs="Times New Roman"/>
-          <w:color w:val="CE9178"/>
-          <w:kern w:val="0"/>
-          <w:sz w:val="21"/>
-          <w:szCs w:val="21"/>
-          <w:lang w:eastAsia="ru-RU"/>
-          <w14:ligatures w14:val="none"/>
-        </w:rPr>
-        <w:t>Расшифрование</w:t>
-      </w:r>
-      <w:proofErr w:type="spellEnd"/>
-      <w:r>
-        <w:rPr>
-          <w:rFonts w:ascii="Consolas" w:eastAsia="Times New Roman" w:hAnsi="Consolas" w:cs="Times New Roman"/>
-          <w:color w:val="CE9178"/>
-          <w:kern w:val="0"/>
-          <w:sz w:val="21"/>
-          <w:szCs w:val="21"/>
-          <w:lang w:eastAsia="ru-RU"/>
-          <w14:ligatures w14:val="none"/>
-        </w:rPr>
-        <w:t>"</w:t>
+        <w:t>"2 - Расшифрование"</w:t>
       </w:r>
       <w:r>
         <w:rPr>
@@ -3672,7 +4504,6 @@
           <w14:ligatures w14:val="none"/>
         </w:rPr>
       </w:pPr>
-      <w:proofErr w:type="spellStart"/>
       <w:proofErr w:type="gramStart"/>
       <w:r>
         <w:rPr>
@@ -3686,7 +4517,6 @@
         </w:rPr>
         <w:t>print</w:t>
       </w:r>
-      <w:proofErr w:type="spellEnd"/>
       <w:r>
         <w:rPr>
           <w:rFonts w:ascii="Consolas" w:eastAsia="Times New Roman" w:hAnsi="Consolas" w:cs="Times New Roman"/>
@@ -3996,7 +4826,6 @@
         </w:rPr>
         <w:t xml:space="preserve">    </w:t>
       </w:r>
-      <w:proofErr w:type="spellStart"/>
       <w:proofErr w:type="gramStart"/>
       <w:r>
         <w:rPr>
@@ -4010,7 +4839,6 @@
         </w:rPr>
         <w:t>st</w:t>
       </w:r>
-      <w:proofErr w:type="spellEnd"/>
       <w:proofErr w:type="gramEnd"/>
       <w:r>
         <w:rPr>
@@ -4048,7 +4876,6 @@
         </w:rPr>
         <w:t xml:space="preserve"> </w:t>
       </w:r>
-      <w:proofErr w:type="spellStart"/>
       <w:r>
         <w:rPr>
           <w:rFonts w:ascii="Consolas" w:eastAsia="Times New Roman" w:hAnsi="Consolas" w:cs="Times New Roman"/>
@@ -4085,7 +4912,6 @@
         </w:rPr>
         <w:t>lower</w:t>
       </w:r>
-      <w:proofErr w:type="spellEnd"/>
       <w:r>
         <w:rPr>
           <w:rFonts w:ascii="Consolas" w:eastAsia="Times New Roman" w:hAnsi="Consolas" w:cs="Times New Roman"/>
@@ -4452,7 +5278,7 @@
           <w:kern w:val="0"/>
           <w:sz w:val="21"/>
           <w:szCs w:val="21"/>
-          <w:lang w:eastAsia="ru-RU"/>
+          <w:lang w:val="en-US" w:eastAsia="ru-RU"/>
           <w14:ligatures w14:val="none"/>
         </w:rPr>
       </w:pPr>
@@ -4468,6 +5294,7 @@
         </w:rPr>
         <w:t xml:space="preserve">    </w:t>
       </w:r>
+      <w:proofErr w:type="gramStart"/>
       <w:r>
         <w:rPr>
           <w:rFonts w:ascii="Consolas" w:eastAsia="Times New Roman" w:hAnsi="Consolas" w:cs="Times New Roman"/>
@@ -4475,19 +5302,20 @@
           <w:kern w:val="0"/>
           <w:sz w:val="21"/>
           <w:szCs w:val="21"/>
-          <w:lang w:eastAsia="ru-RU"/>
+          <w:lang w:val="en-US" w:eastAsia="ru-RU"/>
           <w14:ligatures w14:val="none"/>
         </w:rPr>
         <w:t>encoded</w:t>
       </w:r>
-      <w:r>
-        <w:rPr>
-          <w:rFonts w:ascii="Consolas" w:eastAsia="Times New Roman" w:hAnsi="Consolas" w:cs="Times New Roman"/>
-          <w:color w:val="CCCCCC"/>
-          <w:kern w:val="0"/>
-          <w:sz w:val="21"/>
-          <w:szCs w:val="21"/>
-          <w:lang w:eastAsia="ru-RU"/>
+      <w:proofErr w:type="gramEnd"/>
+      <w:r>
+        <w:rPr>
+          <w:rFonts w:ascii="Consolas" w:eastAsia="Times New Roman" w:hAnsi="Consolas" w:cs="Times New Roman"/>
+          <w:color w:val="CCCCCC"/>
+          <w:kern w:val="0"/>
+          <w:sz w:val="21"/>
+          <w:szCs w:val="21"/>
+          <w:lang w:val="en-US" w:eastAsia="ru-RU"/>
           <w14:ligatures w14:val="none"/>
         </w:rPr>
         <w:t xml:space="preserve"> </w:t>
@@ -4499,7 +5327,7 @@
           <w:kern w:val="0"/>
           <w:sz w:val="21"/>
           <w:szCs w:val="21"/>
-          <w:lang w:eastAsia="ru-RU"/>
+          <w:lang w:val="en-US" w:eastAsia="ru-RU"/>
           <w14:ligatures w14:val="none"/>
         </w:rPr>
         <w:t>=</w:t>
@@ -4511,13 +5339,11 @@
           <w:kern w:val="0"/>
           <w:sz w:val="21"/>
           <w:szCs w:val="21"/>
-          <w:lang w:eastAsia="ru-RU"/>
+          <w:lang w:val="en-US" w:eastAsia="ru-RU"/>
           <w14:ligatures w14:val="none"/>
         </w:rPr>
         <w:t xml:space="preserve"> </w:t>
       </w:r>
-      <w:proofErr w:type="spellStart"/>
-      <w:proofErr w:type="gramStart"/>
       <w:r>
         <w:rPr>
           <w:rFonts w:ascii="Consolas" w:eastAsia="Times New Roman" w:hAnsi="Consolas" w:cs="Times New Roman"/>
@@ -4525,26 +5351,23 @@
           <w:kern w:val="0"/>
           <w:sz w:val="21"/>
           <w:szCs w:val="21"/>
-          <w:lang w:eastAsia="ru-RU"/>
+          <w:lang w:val="en-US" w:eastAsia="ru-RU"/>
           <w14:ligatures w14:val="none"/>
         </w:rPr>
         <w:t>encoding</w:t>
       </w:r>
-      <w:proofErr w:type="spellEnd"/>
-      <w:r>
-        <w:rPr>
-          <w:rFonts w:ascii="Consolas" w:eastAsia="Times New Roman" w:hAnsi="Consolas" w:cs="Times New Roman"/>
-          <w:color w:val="CCCCCC"/>
-          <w:kern w:val="0"/>
-          <w:sz w:val="21"/>
-          <w:szCs w:val="21"/>
-          <w:lang w:eastAsia="ru-RU"/>
+      <w:r>
+        <w:rPr>
+          <w:rFonts w:ascii="Consolas" w:eastAsia="Times New Roman" w:hAnsi="Consolas" w:cs="Times New Roman"/>
+          <w:color w:val="CCCCCC"/>
+          <w:kern w:val="0"/>
+          <w:sz w:val="21"/>
+          <w:szCs w:val="21"/>
+          <w:lang w:val="en-US" w:eastAsia="ru-RU"/>
           <w14:ligatures w14:val="none"/>
         </w:rPr>
         <w:t>(</w:t>
       </w:r>
-      <w:proofErr w:type="spellStart"/>
-      <w:proofErr w:type="gramEnd"/>
       <w:r>
         <w:rPr>
           <w:rFonts w:ascii="Consolas" w:eastAsia="Times New Roman" w:hAnsi="Consolas" w:cs="Times New Roman"/>
@@ -4552,25 +5375,23 @@
           <w:kern w:val="0"/>
           <w:sz w:val="21"/>
           <w:szCs w:val="21"/>
-          <w:lang w:eastAsia="ru-RU"/>
+          <w:lang w:val="en-US" w:eastAsia="ru-RU"/>
           <w14:ligatures w14:val="none"/>
         </w:rPr>
         <w:t>st</w:t>
       </w:r>
-      <w:proofErr w:type="spellEnd"/>
-      <w:r>
-        <w:rPr>
-          <w:rFonts w:ascii="Consolas" w:eastAsia="Times New Roman" w:hAnsi="Consolas" w:cs="Times New Roman"/>
-          <w:color w:val="CCCCCC"/>
-          <w:kern w:val="0"/>
-          <w:sz w:val="21"/>
-          <w:szCs w:val="21"/>
-          <w:lang w:eastAsia="ru-RU"/>
+      <w:r>
+        <w:rPr>
+          <w:rFonts w:ascii="Consolas" w:eastAsia="Times New Roman" w:hAnsi="Consolas" w:cs="Times New Roman"/>
+          <w:color w:val="CCCCCC"/>
+          <w:kern w:val="0"/>
+          <w:sz w:val="21"/>
+          <w:szCs w:val="21"/>
+          <w:lang w:val="en-US" w:eastAsia="ru-RU"/>
           <w14:ligatures w14:val="none"/>
         </w:rPr>
         <w:t xml:space="preserve">, </w:t>
       </w:r>
-      <w:proofErr w:type="spellStart"/>
       <w:r>
         <w:rPr>
           <w:rFonts w:ascii="Consolas" w:eastAsia="Times New Roman" w:hAnsi="Consolas" w:cs="Times New Roman"/>
@@ -4578,20 +5399,19 @@
           <w:kern w:val="0"/>
           <w:sz w:val="21"/>
           <w:szCs w:val="21"/>
-          <w:lang w:eastAsia="ru-RU"/>
+          <w:lang w:val="en-US" w:eastAsia="ru-RU"/>
           <w14:ligatures w14:val="none"/>
         </w:rPr>
         <w:t>shift</w:t>
       </w:r>
-      <w:proofErr w:type="spellEnd"/>
-      <w:r>
-        <w:rPr>
-          <w:rFonts w:ascii="Consolas" w:eastAsia="Times New Roman" w:hAnsi="Consolas" w:cs="Times New Roman"/>
-          <w:color w:val="CCCCCC"/>
-          <w:kern w:val="0"/>
-          <w:sz w:val="21"/>
-          <w:szCs w:val="21"/>
-          <w:lang w:eastAsia="ru-RU"/>
+      <w:r>
+        <w:rPr>
+          <w:rFonts w:ascii="Consolas" w:eastAsia="Times New Roman" w:hAnsi="Consolas" w:cs="Times New Roman"/>
+          <w:color w:val="CCCCCC"/>
+          <w:kern w:val="0"/>
+          <w:sz w:val="21"/>
+          <w:szCs w:val="21"/>
+          <w:lang w:val="en-US" w:eastAsia="ru-RU"/>
           <w14:ligatures w14:val="none"/>
         </w:rPr>
         <w:t>)</w:t>
@@ -4607,7 +5427,7 @@
           <w:kern w:val="0"/>
           <w:sz w:val="21"/>
           <w:szCs w:val="21"/>
-          <w:lang w:eastAsia="ru-RU"/>
+          <w:lang w:val="en-US" w:eastAsia="ru-RU"/>
           <w14:ligatures w14:val="none"/>
         </w:rPr>
       </w:pPr>
@@ -4618,7 +5438,7 @@
           <w:kern w:val="0"/>
           <w:sz w:val="21"/>
           <w:szCs w:val="21"/>
-          <w:lang w:eastAsia="ru-RU"/>
+          <w:lang w:val="en-US" w:eastAsia="ru-RU"/>
           <w14:ligatures w14:val="none"/>
         </w:rPr>
         <w:t xml:space="preserve">    </w:t>
@@ -5156,7 +5976,6 @@
         </w:rPr>
         <w:t>{</w:t>
       </w:r>
-      <w:proofErr w:type="spellStart"/>
       <w:r>
         <w:rPr>
           <w:rFonts w:ascii="Consolas" w:eastAsia="Times New Roman" w:hAnsi="Consolas" w:cs="Times New Roman"/>
@@ -5169,7 +5988,6 @@
         </w:rPr>
         <w:t>st</w:t>
       </w:r>
-      <w:proofErr w:type="spellEnd"/>
       <w:r>
         <w:rPr>
           <w:rFonts w:ascii="Consolas" w:eastAsia="Times New Roman" w:hAnsi="Consolas" w:cs="Times New Roman"/>
@@ -5245,7 +6063,6 @@
         </w:rPr>
         <w:t xml:space="preserve">        </w:t>
       </w:r>
-      <w:proofErr w:type="spellStart"/>
       <w:r>
         <w:rPr>
           <w:rFonts w:ascii="Consolas" w:eastAsia="Times New Roman" w:hAnsi="Consolas" w:cs="Times New Roman"/>
@@ -5282,7 +6099,6 @@
         </w:rPr>
         <w:t>write</w:t>
       </w:r>
-      <w:proofErr w:type="spellEnd"/>
       <w:r>
         <w:rPr>
           <w:rFonts w:ascii="Consolas" w:eastAsia="Times New Roman" w:hAnsi="Consolas" w:cs="Times New Roman"/>
@@ -5295,7 +6111,6 @@
         </w:rPr>
         <w:t>(</w:t>
       </w:r>
-      <w:proofErr w:type="spellStart"/>
       <w:r>
         <w:rPr>
           <w:rFonts w:ascii="Consolas" w:eastAsia="Times New Roman" w:hAnsi="Consolas" w:cs="Times New Roman"/>
@@ -5318,20 +6133,7 @@
           <w:lang w:eastAsia="ru-RU"/>
           <w14:ligatures w14:val="none"/>
         </w:rPr>
-        <w:t>"ЗАШИФРОВАННЫЙ</w:t>
-      </w:r>
-      <w:proofErr w:type="spellEnd"/>
-      <w:r>
-        <w:rPr>
-          <w:rFonts w:ascii="Consolas" w:eastAsia="Times New Roman" w:hAnsi="Consolas" w:cs="Times New Roman"/>
-          <w:color w:val="CE9178"/>
-          <w:kern w:val="0"/>
-          <w:sz w:val="21"/>
-          <w:szCs w:val="21"/>
-          <w:lang w:eastAsia="ru-RU"/>
-          <w14:ligatures w14:val="none"/>
-        </w:rPr>
-        <w:t xml:space="preserve"> ТЕКСТ: </w:t>
+        <w:t xml:space="preserve">"ЗАШИФРОВАННЫЙ ТЕКСТ: </w:t>
       </w:r>
       <w:r>
         <w:rPr>
@@ -6322,33 +7124,7 @@
           <w:lang w:eastAsia="ru-RU"/>
           <w14:ligatures w14:val="none"/>
         </w:rPr>
-        <w:t xml:space="preserve">"Введите текст для </w:t>
-      </w:r>
-      <w:proofErr w:type="spellStart"/>
-      <w:r>
-        <w:rPr>
-          <w:rFonts w:ascii="Consolas" w:eastAsia="Times New Roman" w:hAnsi="Consolas" w:cs="Times New Roman"/>
-          <w:color w:val="CE9178"/>
-          <w:kern w:val="0"/>
-          <w:sz w:val="21"/>
-          <w:szCs w:val="21"/>
-          <w:lang w:eastAsia="ru-RU"/>
-          <w14:ligatures w14:val="none"/>
-        </w:rPr>
-        <w:t>расшифрования</w:t>
-      </w:r>
-      <w:proofErr w:type="spellEnd"/>
-      <w:r>
-        <w:rPr>
-          <w:rFonts w:ascii="Consolas" w:eastAsia="Times New Roman" w:hAnsi="Consolas" w:cs="Times New Roman"/>
-          <w:color w:val="CE9178"/>
-          <w:kern w:val="0"/>
-          <w:sz w:val="21"/>
-          <w:szCs w:val="21"/>
-          <w:lang w:eastAsia="ru-RU"/>
-          <w14:ligatures w14:val="none"/>
-        </w:rPr>
-        <w:t>: "</w:t>
+        <w:t>"Введите текст для расшифрования: "</w:t>
       </w:r>
       <w:r>
         <w:rPr>
@@ -6466,7 +7242,6 @@
         </w:rPr>
         <w:t>(</w:t>
       </w:r>
-      <w:proofErr w:type="spellStart"/>
       <w:r>
         <w:rPr>
           <w:rFonts w:ascii="Consolas" w:eastAsia="Times New Roman" w:hAnsi="Consolas" w:cs="Times New Roman"/>
@@ -6479,7 +7254,6 @@
         </w:rPr>
         <w:t>file_name</w:t>
       </w:r>
-      <w:proofErr w:type="spellEnd"/>
       <w:r>
         <w:rPr>
           <w:rFonts w:ascii="Consolas" w:eastAsia="Times New Roman" w:hAnsi="Consolas" w:cs="Times New Roman"/>
@@ -6812,7 +7586,6 @@
         </w:rPr>
         <w:t xml:space="preserve">            </w:t>
       </w:r>
-      <w:proofErr w:type="spellStart"/>
       <w:r>
         <w:rPr>
           <w:rFonts w:ascii="Consolas" w:eastAsia="Times New Roman" w:hAnsi="Consolas" w:cs="Times New Roman"/>
@@ -6825,7 +7598,6 @@
         </w:rPr>
         <w:t>decoding_text</w:t>
       </w:r>
-      <w:proofErr w:type="spellEnd"/>
       <w:r>
         <w:rPr>
           <w:rFonts w:ascii="Consolas" w:eastAsia="Times New Roman" w:hAnsi="Consolas" w:cs="Times New Roman"/>
@@ -7405,7 +8177,6 @@
         </w:rPr>
         <w:t>{</w:t>
       </w:r>
-      <w:proofErr w:type="spellStart"/>
       <w:r>
         <w:rPr>
           <w:rFonts w:ascii="Consolas" w:eastAsia="Times New Roman" w:hAnsi="Consolas" w:cs="Times New Roman"/>
@@ -7418,7 +8189,6 @@
         </w:rPr>
         <w:t>file_name</w:t>
       </w:r>
-      <w:proofErr w:type="spellEnd"/>
       <w:r>
         <w:rPr>
           <w:rFonts w:ascii="Consolas" w:eastAsia="Times New Roman" w:hAnsi="Consolas" w:cs="Times New Roman"/>
@@ -7485,7 +8255,6 @@
           <w14:ligatures w14:val="none"/>
         </w:rPr>
       </w:pPr>
-      <w:proofErr w:type="spellStart"/>
       <w:r>
         <w:rPr>
           <w:rFonts w:ascii="Consolas" w:eastAsia="Times New Roman" w:hAnsi="Consolas" w:cs="Times New Roman"/>
@@ -7499,7 +8268,6 @@
         <w:lastRenderedPageBreak/>
         <w:t>elif</w:t>
       </w:r>
-      <w:proofErr w:type="spellEnd"/>
       <w:r>
         <w:rPr>
           <w:rFonts w:ascii="Consolas" w:eastAsia="Times New Roman" w:hAnsi="Consolas" w:cs="Times New Roman"/>
@@ -7713,7 +8481,7 @@
           <w:kern w:val="0"/>
           <w:sz w:val="21"/>
           <w:szCs w:val="21"/>
-          <w:lang w:eastAsia="ru-RU"/>
+          <w:lang w:val="en-US" w:eastAsia="ru-RU"/>
           <w14:ligatures w14:val="none"/>
         </w:rPr>
       </w:pPr>
@@ -7729,7 +8497,7 @@
         </w:rPr>
         <w:t xml:space="preserve">    </w:t>
       </w:r>
-      <w:proofErr w:type="spellStart"/>
+      <w:proofErr w:type="gramStart"/>
       <w:r>
         <w:rPr>
           <w:rFonts w:ascii="Consolas" w:eastAsia="Times New Roman" w:hAnsi="Consolas" w:cs="Times New Roman"/>
@@ -7737,26 +8505,24 @@
           <w:kern w:val="0"/>
           <w:sz w:val="21"/>
           <w:szCs w:val="21"/>
-          <w:lang w:eastAsia="ru-RU"/>
+          <w:lang w:val="en-US" w:eastAsia="ru-RU"/>
           <w14:ligatures w14:val="none"/>
         </w:rPr>
         <w:t>with</w:t>
       </w:r>
-      <w:proofErr w:type="spellEnd"/>
-      <w:r>
-        <w:rPr>
-          <w:rFonts w:ascii="Consolas" w:eastAsia="Times New Roman" w:hAnsi="Consolas" w:cs="Times New Roman"/>
-          <w:color w:val="CCCCCC"/>
-          <w:kern w:val="0"/>
-          <w:sz w:val="21"/>
-          <w:szCs w:val="21"/>
-          <w:lang w:eastAsia="ru-RU"/>
+      <w:proofErr w:type="gramEnd"/>
+      <w:r>
+        <w:rPr>
+          <w:rFonts w:ascii="Consolas" w:eastAsia="Times New Roman" w:hAnsi="Consolas" w:cs="Times New Roman"/>
+          <w:color w:val="CCCCCC"/>
+          <w:kern w:val="0"/>
+          <w:sz w:val="21"/>
+          <w:szCs w:val="21"/>
+          <w:lang w:val="en-US" w:eastAsia="ru-RU"/>
           <w14:ligatures w14:val="none"/>
         </w:rPr>
         <w:t xml:space="preserve"> </w:t>
       </w:r>
-      <w:proofErr w:type="spellStart"/>
-      <w:proofErr w:type="gramStart"/>
       <w:r>
         <w:rPr>
           <w:rFonts w:ascii="Consolas" w:eastAsia="Times New Roman" w:hAnsi="Consolas" w:cs="Times New Roman"/>
@@ -7764,26 +8530,23 @@
           <w:kern w:val="0"/>
           <w:sz w:val="21"/>
           <w:szCs w:val="21"/>
-          <w:lang w:eastAsia="ru-RU"/>
+          <w:lang w:val="en-US" w:eastAsia="ru-RU"/>
           <w14:ligatures w14:val="none"/>
         </w:rPr>
         <w:t>open</w:t>
       </w:r>
-      <w:proofErr w:type="spellEnd"/>
-      <w:r>
-        <w:rPr>
-          <w:rFonts w:ascii="Consolas" w:eastAsia="Times New Roman" w:hAnsi="Consolas" w:cs="Times New Roman"/>
-          <w:color w:val="CCCCCC"/>
-          <w:kern w:val="0"/>
-          <w:sz w:val="21"/>
-          <w:szCs w:val="21"/>
-          <w:lang w:eastAsia="ru-RU"/>
+      <w:r>
+        <w:rPr>
+          <w:rFonts w:ascii="Consolas" w:eastAsia="Times New Roman" w:hAnsi="Consolas" w:cs="Times New Roman"/>
+          <w:color w:val="CCCCCC"/>
+          <w:kern w:val="0"/>
+          <w:sz w:val="21"/>
+          <w:szCs w:val="21"/>
+          <w:lang w:val="en-US" w:eastAsia="ru-RU"/>
           <w14:ligatures w14:val="none"/>
         </w:rPr>
         <w:t>(</w:t>
       </w:r>
-      <w:proofErr w:type="spellStart"/>
-      <w:proofErr w:type="gramEnd"/>
       <w:r>
         <w:rPr>
           <w:rFonts w:ascii="Consolas" w:eastAsia="Times New Roman" w:hAnsi="Consolas" w:cs="Times New Roman"/>
@@ -7791,20 +8554,19 @@
           <w:kern w:val="0"/>
           <w:sz w:val="21"/>
           <w:szCs w:val="21"/>
-          <w:lang w:eastAsia="ru-RU"/>
+          <w:lang w:val="en-US" w:eastAsia="ru-RU"/>
           <w14:ligatures w14:val="none"/>
         </w:rPr>
         <w:t>file_name</w:t>
       </w:r>
-      <w:proofErr w:type="spellEnd"/>
-      <w:r>
-        <w:rPr>
-          <w:rFonts w:ascii="Consolas" w:eastAsia="Times New Roman" w:hAnsi="Consolas" w:cs="Times New Roman"/>
-          <w:color w:val="CCCCCC"/>
-          <w:kern w:val="0"/>
-          <w:sz w:val="21"/>
-          <w:szCs w:val="21"/>
-          <w:lang w:eastAsia="ru-RU"/>
+      <w:r>
+        <w:rPr>
+          <w:rFonts w:ascii="Consolas" w:eastAsia="Times New Roman" w:hAnsi="Consolas" w:cs="Times New Roman"/>
+          <w:color w:val="CCCCCC"/>
+          <w:kern w:val="0"/>
+          <w:sz w:val="21"/>
+          <w:szCs w:val="21"/>
+          <w:lang w:val="en-US" w:eastAsia="ru-RU"/>
           <w14:ligatures w14:val="none"/>
         </w:rPr>
         <w:t xml:space="preserve">, </w:t>
@@ -7816,7 +8578,7 @@
           <w:kern w:val="0"/>
           <w:sz w:val="21"/>
           <w:szCs w:val="21"/>
-          <w:lang w:eastAsia="ru-RU"/>
+          <w:lang w:val="en-US" w:eastAsia="ru-RU"/>
           <w14:ligatures w14:val="none"/>
         </w:rPr>
         <w:t>"w"</w:t>
@@ -7828,12 +8590,11 @@
           <w:kern w:val="0"/>
           <w:sz w:val="21"/>
           <w:szCs w:val="21"/>
-          <w:lang w:eastAsia="ru-RU"/>
+          <w:lang w:val="en-US" w:eastAsia="ru-RU"/>
           <w14:ligatures w14:val="none"/>
         </w:rPr>
         <w:t xml:space="preserve">, </w:t>
       </w:r>
-      <w:proofErr w:type="spellStart"/>
       <w:r>
         <w:rPr>
           <w:rFonts w:ascii="Consolas" w:eastAsia="Times New Roman" w:hAnsi="Consolas" w:cs="Times New Roman"/>
@@ -7841,12 +8602,11 @@
           <w:kern w:val="0"/>
           <w:sz w:val="21"/>
           <w:szCs w:val="21"/>
-          <w:lang w:eastAsia="ru-RU"/>
+          <w:lang w:val="en-US" w:eastAsia="ru-RU"/>
           <w14:ligatures w14:val="none"/>
         </w:rPr>
         <w:t>encoding</w:t>
       </w:r>
-      <w:proofErr w:type="spellEnd"/>
       <w:r>
         <w:rPr>
           <w:rFonts w:ascii="Consolas" w:eastAsia="Times New Roman" w:hAnsi="Consolas" w:cs="Times New Roman"/>
@@ -7854,7 +8614,7 @@
           <w:kern w:val="0"/>
           <w:sz w:val="21"/>
           <w:szCs w:val="21"/>
-          <w:lang w:eastAsia="ru-RU"/>
+          <w:lang w:val="en-US" w:eastAsia="ru-RU"/>
           <w14:ligatures w14:val="none"/>
         </w:rPr>
         <w:t>=</w:t>
@@ -7866,7 +8626,7 @@
           <w:kern w:val="0"/>
           <w:sz w:val="21"/>
           <w:szCs w:val="21"/>
-          <w:lang w:eastAsia="ru-RU"/>
+          <w:lang w:val="en-US" w:eastAsia="ru-RU"/>
           <w14:ligatures w14:val="none"/>
         </w:rPr>
         <w:t>"utf-8"</w:t>
@@ -7878,12 +8638,11 @@
           <w:kern w:val="0"/>
           <w:sz w:val="21"/>
           <w:szCs w:val="21"/>
-          <w:lang w:eastAsia="ru-RU"/>
+          <w:lang w:val="en-US" w:eastAsia="ru-RU"/>
           <w14:ligatures w14:val="none"/>
         </w:rPr>
         <w:t xml:space="preserve">) </w:t>
       </w:r>
-      <w:proofErr w:type="spellStart"/>
       <w:r>
         <w:rPr>
           <w:rFonts w:ascii="Consolas" w:eastAsia="Times New Roman" w:hAnsi="Consolas" w:cs="Times New Roman"/>
@@ -7891,20 +8650,19 @@
           <w:kern w:val="0"/>
           <w:sz w:val="21"/>
           <w:szCs w:val="21"/>
-          <w:lang w:eastAsia="ru-RU"/>
+          <w:lang w:val="en-US" w:eastAsia="ru-RU"/>
           <w14:ligatures w14:val="none"/>
         </w:rPr>
         <w:t>as</w:t>
       </w:r>
-      <w:proofErr w:type="spellEnd"/>
-      <w:r>
-        <w:rPr>
-          <w:rFonts w:ascii="Consolas" w:eastAsia="Times New Roman" w:hAnsi="Consolas" w:cs="Times New Roman"/>
-          <w:color w:val="CCCCCC"/>
-          <w:kern w:val="0"/>
-          <w:sz w:val="21"/>
-          <w:szCs w:val="21"/>
-          <w:lang w:eastAsia="ru-RU"/>
+      <w:r>
+        <w:rPr>
+          <w:rFonts w:ascii="Consolas" w:eastAsia="Times New Roman" w:hAnsi="Consolas" w:cs="Times New Roman"/>
+          <w:color w:val="CCCCCC"/>
+          <w:kern w:val="0"/>
+          <w:sz w:val="21"/>
+          <w:szCs w:val="21"/>
+          <w:lang w:val="en-US" w:eastAsia="ru-RU"/>
           <w14:ligatures w14:val="none"/>
         </w:rPr>
         <w:t xml:space="preserve"> </w:t>
@@ -7916,7 +8674,7 @@
           <w:kern w:val="0"/>
           <w:sz w:val="21"/>
           <w:szCs w:val="21"/>
-          <w:lang w:eastAsia="ru-RU"/>
+          <w:lang w:val="en-US" w:eastAsia="ru-RU"/>
           <w14:ligatures w14:val="none"/>
         </w:rPr>
         <w:t>f</w:t>
@@ -7928,7 +8686,7 @@
           <w:kern w:val="0"/>
           <w:sz w:val="21"/>
           <w:szCs w:val="21"/>
-          <w:lang w:eastAsia="ru-RU"/>
+          <w:lang w:val="en-US" w:eastAsia="ru-RU"/>
           <w14:ligatures w14:val="none"/>
         </w:rPr>
         <w:t>:</w:t>
@@ -7955,7 +8713,7 @@
           <w:kern w:val="0"/>
           <w:sz w:val="21"/>
           <w:szCs w:val="21"/>
-          <w:lang w:eastAsia="ru-RU"/>
+          <w:lang w:val="en-US" w:eastAsia="ru-RU"/>
           <w14:ligatures w14:val="none"/>
         </w:rPr>
         <w:t xml:space="preserve">        </w:t>
@@ -8133,7 +8891,6 @@
         </w:rPr>
         <w:t xml:space="preserve">            </w:t>
       </w:r>
-      <w:proofErr w:type="spellStart"/>
       <w:r>
         <w:rPr>
           <w:rFonts w:ascii="Consolas" w:eastAsia="Times New Roman" w:hAnsi="Consolas" w:cs="Times New Roman"/>
@@ -8146,7 +8903,6 @@
         </w:rPr>
         <w:t>decoding_text</w:t>
       </w:r>
-      <w:proofErr w:type="spellEnd"/>
       <w:r>
         <w:rPr>
           <w:rFonts w:ascii="Consolas" w:eastAsia="Times New Roman" w:hAnsi="Consolas" w:cs="Times New Roman"/>
@@ -9256,7 +10012,6 @@
         </w:rPr>
         <w:t>{</w:t>
       </w:r>
-      <w:proofErr w:type="spellStart"/>
       <w:proofErr w:type="gramStart"/>
       <w:r>
         <w:rPr>
@@ -9270,7 +10025,6 @@
         </w:rPr>
         <w:t>decoding</w:t>
       </w:r>
-      <w:proofErr w:type="spellEnd"/>
       <w:r>
         <w:rPr>
           <w:rFonts w:ascii="Consolas" w:eastAsia="Times New Roman" w:hAnsi="Consolas" w:cs="Times New Roman"/>
@@ -9283,7 +10037,6 @@
         </w:rPr>
         <w:t>(</w:t>
       </w:r>
-      <w:proofErr w:type="spellStart"/>
       <w:proofErr w:type="gramEnd"/>
       <w:r>
         <w:rPr>
@@ -9297,7 +10050,6 @@
         </w:rPr>
         <w:t>st</w:t>
       </w:r>
-      <w:proofErr w:type="spellEnd"/>
       <w:r>
         <w:rPr>
           <w:rFonts w:ascii="Consolas" w:eastAsia="Times New Roman" w:hAnsi="Consolas" w:cs="Times New Roman"/>
@@ -9398,22 +10150,8 @@
           <w:lang w:eastAsia="ru-RU"/>
           <w14:ligatures w14:val="none"/>
         </w:rPr>
-        <w:t xml:space="preserve">АВТОР И ПРОИЗВЕДЕНИЕ (ОТ): </w:t>
-      </w:r>
-      <w:proofErr w:type="spellStart"/>
-      <w:r>
-        <w:rPr>
-          <w:rFonts w:ascii="Consolas" w:eastAsia="Times New Roman" w:hAnsi="Consolas" w:cs="Times New Roman"/>
-          <w:color w:val="CE9178"/>
-          <w:kern w:val="0"/>
-          <w:sz w:val="21"/>
-          <w:szCs w:val="21"/>
-          <w:lang w:eastAsia="ru-RU"/>
-          <w14:ligatures w14:val="none"/>
-        </w:rPr>
-        <w:t>гогольревизор</w:t>
-      </w:r>
-      <w:proofErr w:type="spellEnd"/>
+        <w:t>АВТОР И ПРОИЗВЕДЕНИЕ (ОТ): гогольревизор</w:t>
+      </w:r>
     </w:p>
     <w:p>
       <w:pPr>
@@ -9533,7 +10271,6 @@
         </w:rPr>
         <w:t xml:space="preserve">        </w:t>
       </w:r>
-      <w:proofErr w:type="spellStart"/>
       <w:proofErr w:type="gramStart"/>
       <w:r>
         <w:rPr>
@@ -9571,7 +10308,6 @@
         </w:rPr>
         <w:t>write</w:t>
       </w:r>
-      <w:proofErr w:type="spellEnd"/>
       <w:r>
         <w:rPr>
           <w:rFonts w:ascii="Consolas" w:eastAsia="Times New Roman" w:hAnsi="Consolas" w:cs="Times New Roman"/>
@@ -9899,7 +10635,6 @@
         </w:rPr>
         <w:t xml:space="preserve">    </w:t>
       </w:r>
-      <w:proofErr w:type="spellStart"/>
       <w:proofErr w:type="gramStart"/>
       <w:r>
         <w:rPr>
@@ -9913,7 +10648,6 @@
         </w:rPr>
         <w:t>print</w:t>
       </w:r>
-      <w:proofErr w:type="spellEnd"/>
       <w:r>
         <w:rPr>
           <w:rFonts w:ascii="Consolas" w:eastAsia="Times New Roman" w:hAnsi="Consolas" w:cs="Times New Roman"/>
